--- a/ky/wisdom-stories/i-am-waiting-for-the-teeth.docx
+++ b/ky/wisdom-stories/i-am-waiting-for-the-teeth.docx
@@ -147,7 +147,7 @@
           <w:sz w:val="22"/>
           <w:lang w:val="ky-KG"/>
         </w:rPr>
-        <w:t>— Рахмат, жигит, бирок бизге ушунун өзү жетет... Алтымыш жылдан бери бирге жашап, бардык нерсебизди ушинтип бөлүшөбүз, — дейт.</w:t>
+        <w:t>— Рахмат, жигит, бирок биз өз абалыбызга ыраазыбыз... Алтымыш жылдан бери үйлөнгөнбүз жана бардык нерсебизди ушинтип бөлүшөбүз, — дейт.</w:t>
       </w:r>
     </w:p>
     <w:p>
@@ -243,7 +243,7 @@
           <w:sz w:val="22"/>
           <w:lang w:val="ky-KG"/>
         </w:rPr>
-        <w:t xml:space="preserve">Сабак: </w:t>
+        <w:t>Сабак: Эч ким сүйгөн адамына көз каранды калбасын. Жараткан эч кимди, өз үй-бүлөсүндө да, жардамсыз калтырбасын.</w:t>
       </w:r>
       <w:r>
         <w:rPr>
@@ -252,7 +252,6 @@
           <w:sz w:val="22"/>
           <w:lang w:val="ky-KG"/>
         </w:rPr>
-        <w:t>Жакының менен барыңды бөлүш, бирок эч ким айласыз муктаждыкка кабылбасын. Жараткан ар кимге жетиштүү ырыскы, өз алдынча жашоого күч берсин.</w:t>
       </w:r>
     </w:p>
     <w:p>
@@ -272,7 +271,7 @@
           <w:sz w:val="18"/>
           <w:lang w:val="ky-KG"/>
         </w:rPr>
-        <w:t>Окуя ачык интернет булактарынан алынды.</w:t>
+        <w:t>Аңгемелер ачык интернет булактарынан алынган, иллюстрациялар болсо ЖИ менен түзүлгөн.</w:t>
       </w:r>
     </w:p>
     <w:sectPr>
